--- a/docs/comercial/2026-08-28-taticca-proposta.docx
+++ b/docs/comercial/2026-08-28-taticca-proposta.docx
@@ -109,7 +109,7 @@
           <w:color w:val="A2570C"/>
           <w:sz w:val="20"/>
         </w:rPr>
-        <w:t xml:space="preserve"> o valor da condução da AEP em campo (item 7.2), o percentual de canal (item 8) e a forma de pagamento. Todo o resto está calculado.</w:t>
+        <w:t xml:space="preserve"> a marca do canal e a forma de faturamento (item 8), a forma de pagamento e a vigência (item 9). Preço, dimensionamento e condução da AEP estão calculados.</w:t>
       </w:r>
     </w:p>
     <w:p>
@@ -695,6 +695,653 @@
           <w:rFonts w:ascii="Calibri" w:hAnsi="Calibri"/>
         </w:rPr>
         <w:t xml:space="preserve"> O empregador não acessa resposta individual — as tabelas correspondentes não possuem política de leitura e o papel de execução do sistema não tem permissão sobre elas. O FROID não recebe nome de trabalhador. Nenhum resultado é liberado com a coleta aberta.</w:t>
+      </w:r>
+    </w:p>
+    <w:p>
+      <w:pPr>
+        <w:keepNext/>
+        <w:spacing w:before="240" w:after="120"/>
+      </w:pPr>
+      <w:r>
+        <w:rPr>
+          <w:rFonts w:ascii="Calibri" w:hAnsi="Calibri"/>
+          <w:b/>
+          <w:color w:val="A2570C"/>
+          <w:sz w:val="24"/>
+        </w:rPr>
+        <w:t>4.1 As vantagens, uma a uma — e do que cada uma protege</w:t>
+      </w:r>
+    </w:p>
+    <w:p>
+      <w:r>
+        <w:rPr>
+          <w:rFonts w:ascii="Calibri" w:hAnsi="Calibri"/>
+        </w:rPr>
+        <w:t>O item acima diz o que a TATICCA recebe. Este diz por que cada peça existe. Todas são verificáveis: nenhuma depende de acreditar na nossa palavra.</w:t>
+      </w:r>
+    </w:p>
+    <w:p>
+      <w:r>
+        <w:rPr>
+          <w:rFonts w:ascii="Calibri" w:hAnsi="Calibri"/>
+          <w:b/>
+        </w:rPr>
+        <w:t>a) O que protege o documento diante da fiscalização e da perícia</w:t>
+      </w:r>
+    </w:p>
+    <w:p>
+      <w:pPr>
+        <w:pStyle w:val="ListNumber"/>
+        <w:spacing w:after="80"/>
+      </w:pPr>
+      <w:r>
+        <w:rPr>
+          <w:rFonts w:ascii="Calibri" w:hAnsi="Calibri"/>
+          <w:b/>
+        </w:rPr>
+        <w:t>Recorte declarado insuficiente.</w:t>
+      </w:r>
+      <w:r>
+        <w:rPr>
+          <w:rFonts w:ascii="Calibri" w:hAnsi="Calibri"/>
+        </w:rPr>
+        <w:t xml:space="preserve"> O recorte que não vence o piso não some do relatório: entra no mesmo inventário, nomeando o portão que barrou e o caminho de remédio. Painel vazio é lido como “não há risco aqui”, que é a única conclusão que a ausência de dado nunca autoriza.</w:t>
+      </w:r>
+    </w:p>
+    <w:p>
+      <w:pPr>
+        <w:pStyle w:val="ListNumber"/>
+        <w:spacing w:after="80"/>
+      </w:pPr>
+      <w:r>
+        <w:rPr>
+          <w:rFonts w:ascii="Calibri" w:hAnsi="Calibri"/>
+          <w:b/>
+        </w:rPr>
+        <w:t>A trava que impede o meio-termo.</w:t>
+      </w:r>
+      <w:r>
+        <w:rPr>
+          <w:rFonts w:ascii="Calibri" w:hAnsi="Calibri"/>
+        </w:rPr>
+        <w:t xml:space="preserve"> Uma linha do inventário ou tem os quatro números — coorte, média, severidade e probabilidade — e nenhum portão, ou tem portão e nota com os quatro nulos. O banco recusa o estado intermediário, porque linha pela metade é a que um auditor lê como risco baixo.</w:t>
+      </w:r>
+    </w:p>
+    <w:p>
+      <w:pPr>
+        <w:pStyle w:val="ListNumber"/>
+        <w:spacing w:after="80"/>
+      </w:pPr>
+      <w:r>
+        <w:rPr>
+          <w:rFonts w:ascii="Calibri" w:hAnsi="Calibri"/>
+          <w:b/>
+        </w:rPr>
+        <w:t>Prova de eficácia que se recusa a afirmar.</w:t>
+      </w:r>
+      <w:r>
+        <w:rPr>
+          <w:rFonts w:ascii="Calibri" w:hAnsi="Calibri"/>
+        </w:rPr>
+        <w:t xml:space="preserve"> A classificação usa o limite conservador do intervalo de confiança, nunca o valor central: só se afirma a magnitude que o intervalo inteiro sustenta. Numa validação com 26 recortes liberados, 24 saíram como </w:t>
+      </w:r>
+      <w:r>
+        <w:rPr>
+          <w:rFonts w:ascii="Calibri" w:hAnsi="Calibri"/>
+          <w:i/>
+        </w:rPr>
+        <w:t>sem mudança</w:t>
+      </w:r>
+      <w:r>
+        <w:rPr>
+          <w:rFonts w:ascii="Calibri" w:hAnsi="Calibri"/>
+        </w:rPr>
+        <w:t xml:space="preserve"> — inclusive quatro que, pelo número central, pareceriam melhora. Fornecedor que só reporta melhora não está medindo, e é exatamente aí que uma perícia adversária desmonta um laudo.</w:t>
+      </w:r>
+    </w:p>
+    <w:p>
+      <w:pPr>
+        <w:pStyle w:val="ListNumber"/>
+        <w:spacing w:after="80"/>
+      </w:pPr>
+      <w:r>
+        <w:rPr>
+          <w:rFonts w:ascii="Calibri" w:hAnsi="Calibri"/>
+          <w:b/>
+        </w:rPr>
+        <w:t>Critérios versionados e imutáveis.</w:t>
+      </w:r>
+      <w:r>
+        <w:rPr>
+          <w:rFonts w:ascii="Calibri" w:hAnsi="Calibri"/>
+        </w:rPr>
+        <w:t xml:space="preserve"> O documento de critérios de cada ciclo fica congelado com ele. Ninguém reescreve a régua depois de conhecer o resultado — e é a primeira coisa que uma perícia procura.</w:t>
+      </w:r>
+    </w:p>
+    <w:p>
+      <w:pPr>
+        <w:pStyle w:val="ListNumber"/>
+        <w:spacing w:after="80"/>
+      </w:pPr>
+      <w:r>
+        <w:rPr>
+          <w:rFonts w:ascii="Calibri" w:hAnsi="Calibri"/>
+          <w:b/>
+        </w:rPr>
+        <w:t>Memória de cálculo guardada.</w:t>
+      </w:r>
+      <w:r>
+        <w:rPr>
+          <w:rFonts w:ascii="Calibri" w:hAnsi="Calibri"/>
+        </w:rPr>
+        <w:t xml:space="preserve"> O tamanho das duas coortes, o intervalo e a conta ficam junto do resultado, de modo que um auditor ou perito reconstrua como se chegou àquele nível de risco.</w:t>
+      </w:r>
+    </w:p>
+    <w:p>
+      <w:pPr>
+        <w:pStyle w:val="ListNumber"/>
+        <w:spacing w:after="80"/>
+      </w:pPr>
+      <w:r>
+        <w:rPr>
+          <w:rFonts w:ascii="Calibri" w:hAnsi="Calibri"/>
+          <w:b/>
+        </w:rPr>
+        <w:t>Prioridade pela norma, não por percepção.</w:t>
+      </w:r>
+      <w:r>
+        <w:rPr>
+          <w:rFonts w:ascii="Calibri" w:hAnsi="Calibri"/>
+        </w:rPr>
+        <w:t xml:space="preserve"> A fila do plano de ação é ordenada por nível de risco e pelo número de trabalhadores possivelmente atingidos, nos termos do subitem 1.5.5.2.1.1.</w:t>
+      </w:r>
+    </w:p>
+    <w:p>
+      <w:pPr>
+        <w:pStyle w:val="ListNumber"/>
+        <w:spacing w:after="80"/>
+      </w:pPr>
+      <w:r>
+        <w:rPr>
+          <w:rFonts w:ascii="Calibri" w:hAnsi="Calibri"/>
+          <w:b/>
+        </w:rPr>
+        <w:t>Plano de ação que não conclui pela metade.</w:t>
+      </w:r>
+      <w:r>
+        <w:rPr>
+          <w:rFonts w:ascii="Calibri" w:hAnsi="Calibri"/>
+        </w:rPr>
+        <w:t xml:space="preserve"> Cronograma, responsável, forma de acompanhamento e forma de aferição são exigidos por medida — o sistema não deixa concluir sem os quatro.</w:t>
+      </w:r>
+    </w:p>
+    <w:p>
+      <w:pPr>
+        <w:pStyle w:val="ListNumber"/>
+        <w:spacing w:after="80"/>
+      </w:pPr>
+      <w:r>
+        <w:rPr>
+          <w:rFonts w:ascii="Calibri" w:hAnsi="Calibri"/>
+          <w:b/>
+        </w:rPr>
+        <w:t>Reavaliação disparada sozinha.</w:t>
+      </w:r>
+      <w:r>
+        <w:rPr>
+          <w:rFonts w:ascii="Calibri" w:hAnsi="Calibri"/>
+        </w:rPr>
+        <w:t xml:space="preserve"> Implementada a medida, a revisão do risco residual é marcada automaticamente. O ciclo que a norma descreve fecha sem depender de alguém lembrar.</w:t>
+      </w:r>
+    </w:p>
+    <w:p>
+      <w:pPr>
+        <w:pStyle w:val="ListNumber"/>
+        <w:spacing w:after="80"/>
+      </w:pPr>
+      <w:r>
+        <w:rPr>
+          <w:rFonts w:ascii="Calibri" w:hAnsi="Calibri"/>
+          <w:b/>
+        </w:rPr>
+        <w:t>Documento pronto para entregar.</w:t>
+      </w:r>
+      <w:r>
+        <w:rPr>
+          <w:rFonts w:ascii="Calibri" w:hAnsi="Calibri"/>
+        </w:rPr>
+        <w:t xml:space="preserve"> Inventário imprimível em A4, com período de referência, efetivo declarado, respostas substantivas e sob qual régua o risco foi graduado.</w:t>
+      </w:r>
+    </w:p>
+    <w:p>
+      <w:r>
+        <w:rPr>
+          <w:rFonts w:ascii="Calibri" w:hAnsi="Calibri"/>
+          <w:b/>
+        </w:rPr>
+        <w:t>b) O que protege a qualidade do dado — e portanto o retrato da empresa</w:t>
+      </w:r>
+    </w:p>
+    <w:p>
+      <w:pPr>
+        <w:pStyle w:val="ListNumber"/>
+        <w:spacing w:after="80"/>
+      </w:pPr>
+      <w:r>
+        <w:rPr>
+          <w:rFonts w:ascii="Calibri" w:hAnsi="Calibri"/>
+          <w:b/>
+        </w:rPr>
+        <w:t>Dois pisos, aplicados no banco e não na tela.</w:t>
+      </w:r>
+      <w:r>
+        <w:rPr>
+          <w:rFonts w:ascii="Calibri" w:hAnsi="Calibri"/>
+        </w:rPr>
+        <w:t xml:space="preserve"> O de anonimato (15 na campanha, 10 por recorte) e o de representatividade (a amostra que fala pelo efetivo declarado). Não são validação de interface que alguém contorne.</w:t>
+      </w:r>
+    </w:p>
+    <w:p>
+      <w:pPr>
+        <w:pStyle w:val="ListNumber"/>
+        <w:spacing w:after="80"/>
+      </w:pPr>
+      <w:r>
+        <w:rPr>
+          <w:rFonts w:ascii="Calibri" w:hAnsi="Calibri"/>
+          <w:b/>
+        </w:rPr>
+        <w:t>Resposta substantiva.</w:t>
+      </w:r>
+      <w:r>
+        <w:rPr>
+          <w:rFonts w:ascii="Calibri" w:hAnsi="Calibri"/>
+        </w:rPr>
+        <w:t xml:space="preserve"> Clique vazio não conta: só entra no denominador quem cobriu ao menos metade das dimensões do instrumento. Sem isso, a adesão vira número inflado e o retrato, ficção.</w:t>
+      </w:r>
+    </w:p>
+    <w:p>
+      <w:pPr>
+        <w:pStyle w:val="ListNumber"/>
+        <w:spacing w:after="80"/>
+      </w:pPr>
+      <w:r>
+        <w:rPr>
+          <w:rFonts w:ascii="Calibri" w:hAnsi="Calibri"/>
+          <w:b/>
+        </w:rPr>
+        <w:t>Nada é liberado com a coleta aberta.</w:t>
+      </w:r>
+      <w:r>
+        <w:rPr>
+          <w:rFonts w:ascii="Calibri" w:hAnsi="Calibri"/>
+        </w:rPr>
+        <w:t xml:space="preserve"> Não há resultado parcial que pressione a comunicação interna a “melhorar o número” durante a campanha.</w:t>
+      </w:r>
+    </w:p>
+    <w:p>
+      <w:pPr>
+        <w:pStyle w:val="ListNumber"/>
+        <w:spacing w:after="80"/>
+      </w:pPr>
+      <w:r>
+        <w:rPr>
+          <w:rFonts w:ascii="Calibri" w:hAnsi="Calibri"/>
+          <w:b/>
+        </w:rPr>
+        <w:t>Convite de uso único.</w:t>
+      </w:r>
+      <w:r>
+        <w:rPr>
+          <w:rFonts w:ascii="Calibri" w:hAnsi="Calibri"/>
+        </w:rPr>
+        <w:t xml:space="preserve"> O link vale uma vez. A reemissão para quem perdeu não duplica resposta nem cria um segundo voto.</w:t>
+      </w:r>
+    </w:p>
+    <w:p>
+      <w:pPr>
+        <w:pStyle w:val="ListNumber"/>
+        <w:spacing w:after="80"/>
+      </w:pPr>
+      <w:r>
+        <w:rPr>
+          <w:rFonts w:ascii="Calibri" w:hAnsi="Calibri"/>
+          <w:b/>
+        </w:rPr>
+        <w:t>Canal de apoio obrigatório.</w:t>
+      </w:r>
+      <w:r>
+        <w:rPr>
+          <w:rFonts w:ascii="Calibri" w:hAnsi="Calibri"/>
+        </w:rPr>
+        <w:t xml:space="preserve"> O banco recusa abrir a coleta sem um canal de apoio declarado. Perguntar sobre sofrimento sem oferecer para onde ir é a falha ética que mais rápido destrói a adesão do ciclo seguinte.</w:t>
+      </w:r>
+    </w:p>
+    <w:p>
+      <w:pPr>
+        <w:pStyle w:val="ListNumber"/>
+        <w:spacing w:after="80"/>
+      </w:pPr>
+      <w:r>
+        <w:rPr>
+          <w:rFonts w:ascii="Calibri" w:hAnsi="Calibri"/>
+          <w:b/>
+        </w:rPr>
+        <w:t>Aviso de finalidade escrito pela contratante</w:t>
+      </w:r>
+      <w:r>
+        <w:rPr>
+          <w:rFonts w:ascii="Calibri" w:hAnsi="Calibri"/>
+        </w:rPr>
+        <w:t>, obrigatório, com base legal declarada.</w:t>
+      </w:r>
+    </w:p>
+    <w:p>
+      <w:r>
+        <w:rPr>
+          <w:rFonts w:ascii="Calibri" w:hAnsi="Calibri"/>
+          <w:b/>
+        </w:rPr>
+        <w:t>c) O que protege a pessoa — e a empresa junto com ela</w:t>
+      </w:r>
+    </w:p>
+    <w:p>
+      <w:pPr>
+        <w:pStyle w:val="ListNumber"/>
+        <w:spacing w:after="80"/>
+      </w:pPr>
+      <w:r>
+        <w:rPr>
+          <w:rFonts w:ascii="Calibri" w:hAnsi="Calibri"/>
+          <w:b/>
+        </w:rPr>
+        <w:t>A fronteira é estrutural, e demonstrável em trinta segundos.</w:t>
+      </w:r>
+      <w:r>
+        <w:rPr>
+          <w:rFonts w:ascii="Calibri" w:hAnsi="Calibri"/>
+        </w:rPr>
+        <w:t xml:space="preserve"> As tabelas de resposta individual não têm política de leitura, e o papel de execução do sistema não tem permissão sobre elas: a única saída do banco é uma função de agregação que já aplica os pisos. Não é configuração que alguém afrouxe. </w:t>
+      </w:r>
+      <w:r>
+        <w:rPr>
+          <w:rFonts w:ascii="Calibri" w:hAnsi="Calibri"/>
+          <w:b/>
+        </w:rPr>
+        <w:t>Podemos demonstrar ao vivo, na reunião</w:t>
+      </w:r>
+      <w:r>
+        <w:rPr>
+          <w:rFonts w:ascii="Calibri" w:hAnsi="Calibri"/>
+        </w:rPr>
+        <w:t>, entrando com a conta da empresa e tentando abrir o painel clínico.</w:t>
+      </w:r>
+    </w:p>
+    <w:p>
+      <w:pPr>
+        <w:pStyle w:val="ListNumber"/>
+        <w:spacing w:after="80"/>
+      </w:pPr>
+      <w:r>
+        <w:rPr>
+          <w:rFonts w:ascii="Calibri" w:hAnsi="Calibri"/>
+          <w:b/>
+        </w:rPr>
+        <w:t>Nome de trabalhador não existe no banco.</w:t>
+      </w:r>
+      <w:r>
+        <w:rPr>
+          <w:rFonts w:ascii="Calibri" w:hAnsi="Calibri"/>
+        </w:rPr>
+        <w:t xml:space="preserve"> Não é política de retenção: não há campo. A TATICCA fornece a matrícula; o sistema guarda um pseudônimo criptográfico dela e o resumo do link, </w:t>
+      </w:r>
+      <w:r>
+        <w:rPr>
+          <w:rFonts w:ascii="Calibri" w:hAnsi="Calibri"/>
+          <w:b/>
+        </w:rPr>
+        <w:t>nunca o par entre os dois</w:t>
+      </w:r>
+      <w:r>
+        <w:rPr>
+          <w:rFonts w:ascii="Calibri" w:hAnsi="Calibri"/>
+        </w:rPr>
+        <w:t>.</w:t>
+      </w:r>
+    </w:p>
+    <w:p>
+      <w:pPr>
+        <w:pStyle w:val="ListNumber"/>
+        <w:spacing w:after="80"/>
+      </w:pPr>
+      <w:r>
+        <w:rPr>
+          <w:rFonts w:ascii="Calibri" w:hAnsi="Calibri"/>
+          <w:b/>
+        </w:rPr>
+        <w:t>Base legal correta.</w:t>
+      </w:r>
+      <w:r>
+        <w:rPr>
+          <w:rFonts w:ascii="Calibri" w:hAnsi="Calibri"/>
+        </w:rPr>
+        <w:t xml:space="preserve"> O tratamento se apoia no cumprimento de obrigação legal do empregador, não no consentimento do trabalhador — que a relação de hierarquia comprometeria, e que é o vício mais comum nesse tipo de coleta.</w:t>
+      </w:r>
+    </w:p>
+    <w:p>
+      <w:pPr>
+        <w:pStyle w:val="ListNumber"/>
+        <w:spacing w:after="80"/>
+      </w:pPr>
+      <w:r>
+        <w:rPr>
+          <w:rFonts w:ascii="Calibri" w:hAnsi="Calibri"/>
+          <w:b/>
+        </w:rPr>
+        <w:t>As respostas individuais podem ser purgadas.</w:t>
+      </w:r>
+      <w:r>
+        <w:rPr>
+          <w:rFonts w:ascii="Calibri" w:hAnsi="Calibri"/>
+        </w:rPr>
+        <w:t xml:space="preserve"> A norma exige vinte anos do inventário, não das respostas que o produziram. Depois de consolidado, o dado individual não responde nenhuma pergunta que o agregado não responda — e há ferramenta própria para eliminá-lo.</w:t>
+      </w:r>
+    </w:p>
+    <w:p>
+      <w:pPr>
+        <w:pStyle w:val="ListNumber"/>
+        <w:spacing w:after="80"/>
+      </w:pPr>
+      <w:r>
+        <w:rPr>
+          <w:rFonts w:ascii="Calibri" w:hAnsi="Calibri"/>
+          <w:b/>
+        </w:rPr>
+        <w:t>Isolamento por organização.</w:t>
+      </w:r>
+      <w:r>
+        <w:rPr>
+          <w:rFonts w:ascii="Calibri" w:hAnsi="Calibri"/>
+        </w:rPr>
+        <w:t xml:space="preserve"> Cada empresa é uma organização separada. Na operação de canal, a TATICCA não acessa resposta individual de trabalhador de cliente algum, nem de si mesma.</w:t>
+      </w:r>
+    </w:p>
+    <w:p>
+      <w:pPr>
+        <w:pStyle w:val="ListNumber"/>
+        <w:spacing w:after="80"/>
+      </w:pPr>
+      <w:r>
+        <w:rPr>
+          <w:rFonts w:ascii="Calibri" w:hAnsi="Calibri"/>
+          <w:b/>
+        </w:rPr>
+        <w:t>Verificado em execução, não só no desenho.</w:t>
+      </w:r>
+      <w:r>
+        <w:rPr>
+          <w:rFonts w:ascii="Calibri" w:hAnsi="Calibri"/>
+        </w:rPr>
+        <w:t xml:space="preserve"> Uma rotina própria confere as concessões do papel de execução contra o que deveriam ser e falha a subida do sistema se divergirem — porque desenho correto que ninguém verifica apodrece na primeira alteração distraída.</w:t>
+      </w:r>
+    </w:p>
+    <w:p>
+      <w:r>
+        <w:rPr>
+          <w:rFonts w:ascii="Calibri" w:hAnsi="Calibri"/>
+          <w:b/>
+        </w:rPr>
+        <w:t>d) O que protege a operação e o orçamento</w:t>
+      </w:r>
+    </w:p>
+    <w:p>
+      <w:pPr>
+        <w:pStyle w:val="ListNumber"/>
+        <w:spacing w:after="80"/>
+      </w:pPr>
+      <w:r>
+        <w:rPr>
+          <w:rFonts w:ascii="Calibri" w:hAnsi="Calibri"/>
+          <w:b/>
+        </w:rPr>
+        <w:t>O ciclo é operado pela TATICCA, do início ao fim.</w:t>
+      </w:r>
+      <w:r>
+        <w:rPr>
+          <w:rFonts w:ascii="Calibri" w:hAnsi="Calibri"/>
+        </w:rPr>
+        <w:t xml:space="preserve"> Cadastro da estrutura, campanha, convites, encerramento, inventário, plano de ação e documentos — sem planilha paralela e sem depender de nós a cada passo. É o que torna viável operar a carteira, e não só o ciclo próprio.</w:t>
+      </w:r>
+    </w:p>
+    <w:p>
+      <w:pPr>
+        <w:pStyle w:val="ListNumber"/>
+        <w:spacing w:after="80"/>
+      </w:pPr>
+      <w:r>
+        <w:rPr>
+          <w:rFonts w:ascii="Calibri" w:hAnsi="Calibri"/>
+          <w:b/>
+        </w:rPr>
+        <w:t>FROID Explica NR-1 incluído, sem cobrança adicional e sem limite de consultas.</w:t>
+      </w:r>
+      <w:r>
+        <w:rPr>
+          <w:rFonts w:ascii="Calibri" w:hAnsi="Calibri"/>
+        </w:rPr>
+        <w:t xml:space="preserve"> São 57 respostas revisadas em oito temas, mais consulta aberta a um acervo de 661 trechos com o texto integral do capítulo 1.5, o Guia e o Manual do MTE. Cita a fonte, distingue norma de interpretação, e as respostas revisadas funcionam sem rede — inclusive na frente de um auditor. Um dos oito temas são </w:t>
+      </w:r>
+      <w:r>
+        <w:rPr>
+          <w:rFonts w:ascii="Calibri" w:hAnsi="Calibri"/>
+          <w:b/>
+        </w:rPr>
+        <w:t>as perguntas do trabalhador</w:t>
+      </w:r>
+      <w:r>
+        <w:rPr>
+          <w:rFonts w:ascii="Calibri" w:hAnsi="Calibri"/>
+        </w:rPr>
+        <w:t>, com a resposta pronta para o RH repassar. Isso não é conforto: adesão é a variável que decide se a campanha publica, e ela se decide na conversa de corredor.</w:t>
+      </w:r>
+    </w:p>
+    <w:p>
+      <w:pPr>
+        <w:pStyle w:val="ListNumber"/>
+        <w:spacing w:after="80"/>
+      </w:pPr>
+      <w:r>
+        <w:rPr>
+          <w:rFonts w:ascii="Calibri" w:hAnsi="Calibri"/>
+          <w:b/>
+        </w:rPr>
+        <w:t>Preço sem degraus.</w:t>
+      </w:r>
+      <w:r>
+        <w:rPr>
+          <w:rFonts w:ascii="Calibri" w:hAnsi="Calibri"/>
+        </w:rPr>
+        <w:t xml:space="preserve"> As faixas são cumulativas, como tarifa. Crescer de 300 para 301 trabalhadores não muda de plano nem reprecifica o contrato.</w:t>
+      </w:r>
+    </w:p>
+    <w:p>
+      <w:pPr>
+        <w:pStyle w:val="ListNumber"/>
+        <w:spacing w:after="80"/>
+      </w:pPr>
+      <w:r>
+        <w:rPr>
+          <w:rFonts w:ascii="Calibri" w:hAnsi="Calibri"/>
+          <w:b/>
+        </w:rPr>
+        <w:t>Comprovante de aceite.</w:t>
+      </w:r>
+      <w:r>
+        <w:rPr>
+          <w:rFonts w:ascii="Calibri" w:hAnsi="Calibri"/>
+        </w:rPr>
+        <w:t xml:space="preserve"> O contrato prova o texto; o comprovante prova a contratação daquele texto, por aquela pessoa, naquela data, com a impressão digital de cada documento. Se o texto vigente divergir do aceito, o comprovante diz isso em vez de imprimir o de hoje sob a data de ontem.</w:t>
+      </w:r>
+    </w:p>
+    <w:p>
+      <w:pPr>
+        <w:pStyle w:val="ListNumber"/>
+        <w:spacing w:after="80"/>
+      </w:pPr>
+      <w:r>
+        <w:rPr>
+          <w:rFonts w:ascii="Calibri" w:hAnsi="Calibri"/>
+          <w:b/>
+        </w:rPr>
+        <w:t>Escopo deliberadamente limitado.</w:t>
+      </w:r>
+      <w:r>
+        <w:rPr>
+          <w:rFonts w:ascii="Calibri" w:hAnsi="Calibri"/>
+        </w:rPr>
+        <w:t xml:space="preserve"> Não emitimos laudo, não assinamos PGR e não substituímos SESMT. Não é limitação de capacidade: é a decisão de desenho que permite à TATICCA ser canal em vez de concorrente.</w:t>
+      </w:r>
+    </w:p>
+    <w:p>
+      <w:pPr>
+        <w:pStyle w:val="ListNumber"/>
+        <w:spacing w:after="80"/>
+      </w:pPr>
+      <w:r>
+        <w:rPr>
+          <w:rFonts w:ascii="Calibri" w:hAnsi="Calibri"/>
+          <w:b/>
+        </w:rPr>
+        <w:t>A ressalva vem antes do contrato.</w:t>
+      </w:r>
+      <w:r>
+        <w:rPr>
+          <w:rFonts w:ascii="Calibri" w:hAnsi="Calibri"/>
+        </w:rPr>
+        <w:t xml:space="preserve"> O item 3.1 diz, por escrito e antes da assinatura, que nenhum dos 11 endereços publica recorte próprio. É a promessa que costuma quebrar no fim do ciclo, com o dinheiro já pago — e preferimos perder a venda a fazê-la.</w:t>
+      </w:r>
+    </w:p>
+    <w:p>
+      <w:pPr>
+        <w:spacing w:before="160" w:after="200"/>
+        <w:ind w:left="340"/>
+      </w:pPr>
+      <w:r>
+        <w:rPr>
+          <w:rFonts w:ascii="Calibri" w:hAnsi="Calibri"/>
+          <w:b/>
+          <w:color w:val="A2570C"/>
+          <w:sz w:val="20"/>
+        </w:rPr>
+        <w:t>Como comparar com outro fornecedor.</w:t>
+      </w:r>
+      <w:r>
+        <w:rPr>
+          <w:rFonts w:ascii="Calibri" w:hAnsi="Calibri"/>
+          <w:color w:val="A2570C"/>
+          <w:sz w:val="20"/>
+        </w:rPr>
+        <w:t xml:space="preserve"> Publicamos em froid.com.br/empresas#perguntas-fornecedor cinco perguntas de resposta difícil, com a nossa resposta ao lado. Sugerimos fazê-las a todos os fornecedores que aparecerem — inclusive a nós.</w:t>
       </w:r>
     </w:p>
     <w:p>

--- a/docs/comercial/2026-08-28-taticca-proposta.docx
+++ b/docs/comercial/2026-08-28-taticca-proposta.docx
@@ -14,7 +14,7 @@
           <w:color w:val="101620"/>
           <w:sz w:val="40"/>
         </w:rPr>
-        <w:t>Proposta comercial — FROID NR-1</w:t>
+        <w:t>Proposta comercial — FROID Psicossocial</w:t>
       </w:r>
     </w:p>
     <w:p>
@@ -208,7 +208,7 @@
           <w:rFonts w:ascii="Calibri" w:hAnsi="Calibri"/>
           <w:b/>
         </w:rPr>
-        <w:t>FROID NR-1</w:t>
+        <w:t>FROID Psicossocial</w:t>
       </w:r>
       <w:r>
         <w:rPr>
@@ -620,6 +620,138 @@
           <w:rFonts w:ascii="Calibri" w:hAnsi="Calibri"/>
         </w:rPr>
         <w:t xml:space="preserve"> Questionário psicossocial FROID v1 — 13 dimensões ancoradas nos perigos do Guia MTE 2025 e na ISO 45003:2021, 39 itens, cerca de 7 minutos. Convites individuais anônimos, com canal de apoio ao trabalhador obrigatório e aviso de finalidade com base legal declarada.</w:t>
+      </w:r>
+    </w:p>
+    <w:p>
+      <w:pPr>
+        <w:keepNext/>
+        <w:spacing w:before="240" w:after="120"/>
+      </w:pPr>
+      <w:r>
+        <w:rPr>
+          <w:rFonts w:ascii="Calibri" w:hAnsi="Calibri"/>
+          <w:b/>
+          <w:color w:val="A2570C"/>
+          <w:sz w:val="24"/>
+        </w:rPr>
+        <w:t>O lastro do instrumento, e por que isso é perguntado em perícia</w:t>
+      </w:r>
+    </w:p>
+    <w:p>
+      <w:r>
+        <w:rPr>
+          <w:rFonts w:ascii="Calibri" w:hAnsi="Calibri"/>
+        </w:rPr>
+        <w:t xml:space="preserve">O Guia de Fatores de Riscos Psicossociais do Ministério do Trabalho e Emprego declara que </w:t>
+      </w:r>
+      <w:r>
+        <w:rPr>
+          <w:rFonts w:ascii="Calibri" w:hAnsi="Calibri"/>
+          <w:b/>
+        </w:rPr>
+        <w:t>o MTE não define nem sugere metodologia</w:t>
+      </w:r>
+      <w:r>
+        <w:rPr>
+          <w:rFonts w:ascii="Calibri" w:hAnsi="Calibri"/>
+        </w:rPr>
+        <w:t xml:space="preserve"> — a escolha da ferramenta é da organização. E estabelece duas condições para essa escolha: a ferramenta precisa ser adequada ao risco em avaliação, pelo subitem 1.5.4.4.2.1 da NR-1, e precisa estar cientificamente fundamentada, isto é, ter </w:t>
+      </w:r>
+      <w:r>
+        <w:rPr>
+          <w:rFonts w:ascii="Calibri" w:hAnsi="Calibri"/>
+          <w:i/>
+        </w:rPr>
+        <w:t>"estudo científico ou um órgão ou instituição de SST, nacional ou internacional, que lhe dê embasamento e suporte"</w:t>
+      </w:r>
+      <w:r>
+        <w:rPr>
+          <w:rFonts w:ascii="Calibri" w:hAnsi="Calibri"/>
+        </w:rPr>
+        <w:t>.</w:t>
+      </w:r>
+    </w:p>
+    <w:p>
+      <w:r>
+        <w:rPr>
+          <w:rFonts w:ascii="Calibri" w:hAnsi="Calibri"/>
+        </w:rPr>
+        <w:t xml:space="preserve">Numa fiscalização ou numa perícia, portanto, a pergunta não será </w:t>
+      </w:r>
+      <w:r>
+        <w:rPr>
+          <w:rFonts w:ascii="Calibri" w:hAnsi="Calibri"/>
+          <w:i/>
+        </w:rPr>
+        <w:t>"vocês usaram uma ferramenta?"</w:t>
+      </w:r>
+      <w:r>
+        <w:rPr>
+          <w:rFonts w:ascii="Calibri" w:hAnsi="Calibri"/>
+        </w:rPr>
+        <w:t xml:space="preserve">. Será </w:t>
+      </w:r>
+      <w:r>
+        <w:rPr>
+          <w:rFonts w:ascii="Calibri" w:hAnsi="Calibri"/>
+          <w:b/>
+        </w:rPr>
+        <w:t>"com base em quê vocês escolheram essa ferramenta?"</w:t>
+      </w:r>
+      <w:r>
+        <w:rPr>
+          <w:rFonts w:ascii="Calibri" w:hAnsi="Calibri"/>
+        </w:rPr>
+        <w:t xml:space="preserve"> — e o critério está publicado, o que significa que o auditor fiscal já o tem em mãos.</w:t>
+      </w:r>
+    </w:p>
+    <w:p>
+      <w:r>
+        <w:rPr>
+          <w:rFonts w:ascii="Calibri" w:hAnsi="Calibri"/>
+        </w:rPr>
+        <w:t xml:space="preserve">O instrumento do FROID Psicossocial é ancorado na </w:t>
+      </w:r>
+      <w:r>
+        <w:rPr>
+          <w:rFonts w:ascii="Calibri" w:hAnsi="Calibri"/>
+          <w:b/>
+        </w:rPr>
+        <w:t>ISO 45003:2021</w:t>
+      </w:r>
+      <w:r>
+        <w:rPr>
+          <w:rFonts w:ascii="Calibri" w:hAnsi="Calibri"/>
+        </w:rPr>
+        <w:t>, primeira norma internacional dedicada à gestão de riscos psicossociais, que o próprio Guia do MTE cita três vezes — duas no corpo e uma na bibliografia formal. É o lastro que o critério exige, e é verificável.</w:t>
+      </w:r>
+    </w:p>
+    <w:p>
+      <w:r>
+        <w:rPr>
+          <w:rFonts w:ascii="Calibri" w:hAnsi="Calibri"/>
+          <w:i/>
+        </w:rPr>
+        <w:t>Ressalva que fazemos por princípio:</w:t>
+      </w:r>
+      <w:r>
+        <w:rPr>
+          <w:rFonts w:ascii="Calibri" w:hAnsi="Calibri"/>
+        </w:rPr>
+        <w:t xml:space="preserve"> a ISO 45003 é norma de </w:t>
+      </w:r>
+      <w:r>
+        <w:rPr>
+          <w:rFonts w:ascii="Calibri" w:hAnsi="Calibri"/>
+          <w:b/>
+        </w:rPr>
+        <w:t>diretrizes</w:t>
+      </w:r>
+      <w:r>
+        <w:rPr>
+          <w:rFonts w:ascii="Calibri" w:hAnsi="Calibri"/>
+        </w:rPr>
+        <w:t>, não de requisitos. Não comporta certificação acreditada, e não somos certificados nela — ninguém é. Estar ancorado nela significa que o instrumento se apoia no referencial internacional que o regulador brasileiro reconhece, não que exista selo.</w:t>
       </w:r>
     </w:p>
     <w:p>
@@ -3460,7 +3592,7 @@
         <w:rPr>
           <w:rFonts w:ascii="Calibri" w:hAnsi="Calibri"/>
         </w:rPr>
-        <w:t xml:space="preserve"> Contrato de Prestação de Serviço FROID NR-1, Termos de Uso FROID NR-1 e esta proposta comercial. Em caso de divergência prevalece o contrato quanto às obrigações jurídicas gerais e a proposta quanto a preço, prazo, quantidade de trabalhadores, estabelecimentos e escopo adicional.</w:t>
+        <w:t xml:space="preserve"> Contrato de Prestação de Serviço FROID Psicossocial, Termos de Uso FROID Psicossocial e esta proposta comercial. Em caso de divergência prevalece o contrato quanto às obrigações jurídicas gerais e a proposta quanto a preço, prazo, quantidade de trabalhadores, estabelecimentos e escopo adicional.</w:t>
       </w:r>
     </w:p>
     <w:p>
